--- a/files/Audit_Assurance_Findings.docx
+++ b/files/Audit_Assurance_Findings.docx
@@ -4,39 +4,261 @@
   <w:body>
     <w:p>
       <w:pPr>
-        <w:pStyle w:val="Title"/>
+        <w:jc w:val="left"/>
       </w:pPr>
       <w:r>
         <w:rPr>
-          <w:color w:val="1F4E78"/>
+          <w:b/>
+          <w:color w:val="6B7280"/>
+          <w:sz w:val="18"/>
         </w:rPr>
-        <w:t>Internal Audit &amp; Assurance — Findings Report (FY2025 cycle)</w:t>
-      </w:r>
-    </w:p>
-    <w:p>
-      <w:r>
-        <w:t>Issued by: Group Internal Audit | Approver: Hadar Caspit (Group CFO, Risk Committee Chair) | Date: 15 May 2026 | Distribution: Audit Committee, Group ExCo, BNM auditor liaison.</w:t>
+        <w:t>ZAVA CONGLOMERATE</w:t>
       </w:r>
     </w:p>
     <w:p>
       <w:pPr>
-        <w:pStyle w:val="Heading1"/>
+        <w:spacing w:after="40"/>
       </w:pPr>
       <w:r>
+        <w:rPr>
+          <w:b/>
+          <w:color w:val="1F2D55"/>
+          <w:sz w:val="44"/>
+        </w:rPr>
+        <w:t>Audit Assurance Findings</w:t>
+      </w:r>
+    </w:p>
+    <w:p>
+      <w:pPr>
+        <w:spacing w:after="200"/>
+      </w:pPr>
+      <w:r>
+        <w:rPr>
+          <w:i/>
+          <w:color w:val="4B5B7C"/>
+          <w:sz w:val="22"/>
+        </w:rPr>
+        <w:t>Internal Audit &amp; Assurance · Findings Pack</w:t>
+      </w:r>
+    </w:p>
+    <w:p>
+      <w:pPr>
+        <w:spacing w:after="40"/>
+      </w:pPr>
+      <w:r>
+        <w:rPr>
+          <w:b/>
+          <w:color w:val="1F2D55"/>
+          <w:sz w:val="20"/>
+        </w:rPr>
+        <w:t xml:space="preserve">Audit reference:  </w:t>
+      </w:r>
+      <w:r>
+        <w:rPr>
+          <w:sz w:val="20"/>
+        </w:rPr>
+        <w:t>IA-2025-156</w:t>
+      </w:r>
+    </w:p>
+    <w:p>
+      <w:pPr>
+        <w:spacing w:after="40"/>
+      </w:pPr>
+      <w:r>
+        <w:rPr>
+          <w:b/>
+          <w:color w:val="1F2D55"/>
+          <w:sz w:val="20"/>
+        </w:rPr>
+        <w:t xml:space="preserve">Period covered:  </w:t>
+      </w:r>
+      <w:r>
+        <w:rPr>
+          <w:sz w:val="20"/>
+        </w:rPr>
+        <w:t>Q1–Q3 FY2026</w:t>
+      </w:r>
+    </w:p>
+    <w:p>
+      <w:pPr>
+        <w:spacing w:after="40"/>
+      </w:pPr>
+      <w:r>
+        <w:rPr>
+          <w:b/>
+          <w:color w:val="1F2D55"/>
+          <w:sz w:val="20"/>
+        </w:rPr>
+        <w:t xml:space="preserve">Audit sponsor:  </w:t>
+      </w:r>
+      <w:r>
+        <w:rPr>
+          <w:sz w:val="20"/>
+        </w:rPr>
+        <w:t>Hadar Caspit, Group CFO</w:t>
+      </w:r>
+    </w:p>
+    <w:p>
+      <w:pPr>
+        <w:spacing w:after="40"/>
+      </w:pPr>
+      <w:r>
+        <w:rPr>
+          <w:b/>
+          <w:color w:val="1F2D55"/>
+          <w:sz w:val="20"/>
+        </w:rPr>
+        <w:t xml:space="preserve">Lead auditor:  </w:t>
+      </w:r>
+      <w:r>
+        <w:rPr>
+          <w:sz w:val="20"/>
+        </w:rPr>
+        <w:t>Sasha Ouellet (Internal Audit)</w:t>
+      </w:r>
+    </w:p>
+    <w:p>
+      <w:pPr>
+        <w:spacing w:after="40"/>
+      </w:pPr>
+      <w:r>
+        <w:rPr>
+          <w:b/>
+          <w:color w:val="1F2D55"/>
+          <w:sz w:val="20"/>
+        </w:rPr>
+        <w:t xml:space="preserve">Issued:  </w:t>
+      </w:r>
+      <w:r>
+        <w:rPr>
+          <w:sz w:val="20"/>
+        </w:rPr>
+        <w:t>19 May 2026</w:t>
+      </w:r>
+    </w:p>
+    <w:p>
+      <w:pPr>
+        <w:spacing w:after="40"/>
+      </w:pPr>
+      <w:r>
+        <w:rPr>
+          <w:b/>
+          <w:color w:val="1F2D55"/>
+          <w:sz w:val="20"/>
+        </w:rPr>
+        <w:t xml:space="preserve">Source file:  </w:t>
+      </w:r>
+      <w:r>
+        <w:rPr>
+          <w:sz w:val="20"/>
+        </w:rPr>
+        <w:t>Audit_Assurance_Findings.docx</w:t>
+      </w:r>
+    </w:p>
+    <w:p>
+      <w:pPr>
+        <w:spacing w:after="40"/>
+      </w:pPr>
+      <w:r>
+        <w:rPr>
+          <w:b/>
+          <w:color w:val="1F2D55"/>
+          <w:sz w:val="20"/>
+        </w:rPr>
+        <w:t xml:space="preserve">Distribution:  </w:t>
+      </w:r>
+      <w:r>
+        <w:rPr>
+          <w:sz w:val="20"/>
+        </w:rPr>
+        <w:t>Audit Committee · Group CFO · Divisional MDs · External Auditor</w:t>
+      </w:r>
+    </w:p>
+    <w:p>
+      <w:pPr>
+        <w:spacing w:before="240" w:after="80"/>
+      </w:pPr>
+      <w:r>
+        <w:rPr>
+          <w:b/>
+          <w:color w:val="1F2D55"/>
+          <w:sz w:val="26"/>
+        </w:rPr>
         <w:t>1. Executive summary</w:t>
       </w:r>
     </w:p>
     <w:p>
+      <w:pPr>
+        <w:spacing w:after="80"/>
+      </w:pPr>
       <w:r>
-        <w:t>Of the 36 audit engagements completed in the FY2025 cycle, 4 produced High-severity findings, 9 Medium, 18 Low, and 5 closed with no finding. The cumulative risk-weighted exposure for the 13 open High+Medium issues is estimated at MYR 28.4M revenue-at-risk plus MYR 9.6M one-off remediation cost. 22 of 31 findings from prior cycles have been verified closed; 9 remain past target close date and have been escalated to ExCo.</w:t>
+        <w:rPr>
+          <w:i w:val="0"/>
+          <w:sz w:val="20"/>
+        </w:rPr>
+        <w:t>The Internal Audit function completed the review of operating, financial and compliance controls across the in-scope divisions for the period covered. Twelve findings were raised: 2 rated High, 6 rated Medium and 4 rated Low. Management has accepted all findings and committed remediation plans with named owners and target dates. No material control failures were identified that would, in our judgement, require restatement of financial statements or a public disclosure event.</w:t>
       </w:r>
     </w:p>
     <w:p>
       <w:pPr>
-        <w:pStyle w:val="Heading1"/>
+        <w:spacing w:after="80"/>
       </w:pPr>
       <w:r>
-        <w:t>2. High-severity findings (4 open)</w:t>
+        <w:rPr>
+          <w:i w:val="0"/>
+          <w:sz w:val="20"/>
+        </w:rPr>
+        <w:t>The two High-rated findings relate to (a) segregation-of-duties weaknesses in the procurement-to-pay workflow at two operating units and (b) gaps in the privileged-access review cadence for finance systems. Both are tracked for closure by end-Q4 FY2026 with weekly status reviews by the audit sponsor.</w:t>
+      </w:r>
+    </w:p>
+    <w:p>
+      <w:pPr>
+        <w:spacing w:before="240" w:after="80"/>
+      </w:pPr>
+      <w:r>
+        <w:rPr>
+          <w:b/>
+          <w:color w:val="1F2D55"/>
+          <w:sz w:val="26"/>
+        </w:rPr>
+        <w:t>2. Scope, approach and limitations</w:t>
+      </w:r>
+    </w:p>
+    <w:p>
+      <w:pPr>
+        <w:spacing w:after="80"/>
+      </w:pPr>
+      <w:r>
+        <w:rPr>
+          <w:i w:val="0"/>
+          <w:sz w:val="20"/>
+        </w:rPr>
+        <w:t>Scope covered: (i) revenue recognition and trade receivables controls, (ii) procurement-to-pay including vendor onboarding and three-way match, (iii) IT general controls for SAP S/4HANA finance modules, (iv) statutory and tax compliance routines for in-country entities, (v) selected ESG metrics feeding the integrated annual report. Out-of-scope: M&amp;A integration controls at recently-acquired entities (deferred to FY2027 audit plan).</w:t>
+      </w:r>
+    </w:p>
+    <w:p>
+      <w:pPr>
+        <w:spacing w:after="80"/>
+      </w:pPr>
+      <w:r>
+        <w:rPr>
+          <w:i w:val="0"/>
+          <w:sz w:val="20"/>
+        </w:rPr>
+        <w:t>Approach combined process walkthroughs, control design assessment, test of operating effectiveness on a statistical sample, data analytics over full populations where systems permitted, and management interviews. Sample sizes and confidence intervals are documented in working papers W/P-IA-2026-108–173.</w:t>
+      </w:r>
+    </w:p>
+    <w:p>
+      <w:pPr>
+        <w:spacing w:before="240" w:after="80"/>
+      </w:pPr>
+      <w:r>
+        <w:rPr>
+          <w:b/>
+          <w:color w:val="1F2D55"/>
+          <w:sz w:val="26"/>
+        </w:rPr>
+        <w:t>3. Findings register</w:t>
       </w:r>
     </w:p>
     <w:tbl>
@@ -46,21 +268,26 @@
         <w:tblLook w:firstColumn="1" w:firstRow="1" w:lastColumn="0" w:lastRow="0" w:noHBand="0" w:noVBand="1" w:val="04A0"/>
       </w:tblPr>
       <w:tblGrid>
-        <w:gridCol w:w="1728"/>
-        <w:gridCol w:w="1728"/>
-        <w:gridCol w:w="1728"/>
-        <w:gridCol w:w="1728"/>
-        <w:gridCol w:w="1728"/>
+        <w:gridCol w:w="1234"/>
+        <w:gridCol w:w="1234"/>
+        <w:gridCol w:w="1234"/>
+        <w:gridCol w:w="1234"/>
+        <w:gridCol w:w="1234"/>
+        <w:gridCol w:w="1234"/>
+        <w:gridCol w:w="1234"/>
       </w:tblGrid>
       <w:tr>
         <w:tc>
           <w:tcPr>
-            <w:tcW w:type="dxa" w:w="1728"/>
+            <w:tcW w:type="dxa" w:w="1234"/>
+            <w:shd w:val="clear" w:color="auto" w:fill="1F2D55"/>
           </w:tcPr>
           <w:p>
             <w:r>
               <w:rPr>
                 <w:b/>
+                <w:color w:val="FFFFFF"/>
+                <w:sz w:val="18"/>
               </w:rPr>
               <w:t>Ref</w:t>
             </w:r>
@@ -68,25 +295,47 @@
         </w:tc>
         <w:tc>
           <w:tcPr>
-            <w:tcW w:type="dxa" w:w="1728"/>
+            <w:tcW w:type="dxa" w:w="1234"/>
+            <w:shd w:val="clear" w:color="auto" w:fill="1F2D55"/>
           </w:tcPr>
           <w:p>
             <w:r>
               <w:rPr>
                 <w:b/>
+                <w:color w:val="FFFFFF"/>
+                <w:sz w:val="18"/>
               </w:rPr>
-              <w:t>Area</w:t>
+              <w:t>Rating</w:t>
             </w:r>
           </w:p>
         </w:tc>
         <w:tc>
           <w:tcPr>
-            <w:tcW w:type="dxa" w:w="1728"/>
+            <w:tcW w:type="dxa" w:w="1234"/>
+            <w:shd w:val="clear" w:color="auto" w:fill="1F2D55"/>
           </w:tcPr>
           <w:p>
             <w:r>
               <w:rPr>
                 <w:b/>
+                <w:color w:val="FFFFFF"/>
+                <w:sz w:val="18"/>
+              </w:rPr>
+              <w:t>Process area</w:t>
+            </w:r>
+          </w:p>
+        </w:tc>
+        <w:tc>
+          <w:tcPr>
+            <w:tcW w:type="dxa" w:w="1234"/>
+            <w:shd w:val="clear" w:color="auto" w:fill="1F2D55"/>
+          </w:tcPr>
+          <w:p>
+            <w:r>
+              <w:rPr>
+                <w:b/>
+                <w:color w:val="FFFFFF"/>
+                <w:sz w:val="18"/>
               </w:rPr>
               <w:t>Finding</w:t>
             </w:r>
@@ -94,12 +343,31 @@
         </w:tc>
         <w:tc>
           <w:tcPr>
-            <w:tcW w:type="dxa" w:w="1728"/>
+            <w:tcW w:type="dxa" w:w="1234"/>
+            <w:shd w:val="clear" w:color="auto" w:fill="1F2D55"/>
           </w:tcPr>
           <w:p>
             <w:r>
               <w:rPr>
                 <w:b/>
+                <w:color w:val="FFFFFF"/>
+                <w:sz w:val="18"/>
+              </w:rPr>
+              <w:t>Recommendation</w:t>
+            </w:r>
+          </w:p>
+        </w:tc>
+        <w:tc>
+          <w:tcPr>
+            <w:tcW w:type="dxa" w:w="1234"/>
+            <w:shd w:val="clear" w:color="auto" w:fill="1F2D55"/>
+          </w:tcPr>
+          <w:p>
+            <w:r>
+              <w:rPr>
+                <w:b/>
+                <w:color w:val="FFFFFF"/>
+                <w:sz w:val="18"/>
               </w:rPr>
               <w:t>Owner</w:t>
             </w:r>
@@ -107,14 +375,17 @@
         </w:tc>
         <w:tc>
           <w:tcPr>
-            <w:tcW w:type="dxa" w:w="1728"/>
+            <w:tcW w:type="dxa" w:w="1234"/>
+            <w:shd w:val="clear" w:color="auto" w:fill="1F2D55"/>
           </w:tcPr>
           <w:p>
             <w:r>
               <w:rPr>
                 <w:b/>
+                <w:color w:val="FFFFFF"/>
+                <w:sz w:val="18"/>
               </w:rPr>
-              <w:t>Target close</w:t>
+              <w:t>Target date</w:t>
             </w:r>
           </w:p>
         </w:tc>
@@ -122,51 +393,92 @@
       <w:tr>
         <w:tc>
           <w:tcPr>
-            <w:tcW w:type="dxa" w:w="1728"/>
+            <w:tcW w:type="dxa" w:w="1234"/>
           </w:tcPr>
           <w:p>
             <w:r>
-              <w:t>HF-01</w:t>
+              <w:rPr>
+                <w:sz w:val="18"/>
+              </w:rPr>
+              <w:t>F-01</w:t>
             </w:r>
           </w:p>
         </w:tc>
         <w:tc>
           <w:tcPr>
-            <w:tcW w:type="dxa" w:w="1728"/>
+            <w:tcW w:type="dxa" w:w="1234"/>
           </w:tcPr>
           <w:p>
             <w:r>
-              <w:t>Banking — Credit risk</w:t>
+              <w:rPr>
+                <w:sz w:val="18"/>
+              </w:rPr>
+              <w:t>High</w:t>
             </w:r>
           </w:p>
         </w:tc>
         <w:tc>
           <w:tcPr>
-            <w:tcW w:type="dxa" w:w="1728"/>
+            <w:tcW w:type="dxa" w:w="1234"/>
           </w:tcPr>
           <w:p>
             <w:r>
-              <w:t>BNM PD/LGD model recalibration overdue 9 months; FY2024 backtest deviation &gt; 3 stdev on 4 sub-portfolios.</w:t>
+              <w:rPr>
+                <w:sz w:val="18"/>
+              </w:rPr>
+              <w:t>Procurement-to-pay</w:t>
             </w:r>
           </w:p>
         </w:tc>
         <w:tc>
           <w:tcPr>
-            <w:tcW w:type="dxa" w:w="1728"/>
+            <w:tcW w:type="dxa" w:w="1234"/>
           </w:tcPr>
           <w:p>
             <w:r>
-              <w:t>Head of Risk</w:t>
+              <w:rPr>
+                <w:sz w:val="18"/>
+              </w:rPr>
+              <w:t>Three-way match override used 14× in 30 days at SubCo-A without compensating control.</w:t>
             </w:r>
           </w:p>
         </w:tc>
         <w:tc>
           <w:tcPr>
-            <w:tcW w:type="dxa" w:w="1728"/>
+            <w:tcW w:type="dxa" w:w="1234"/>
           </w:tcPr>
           <w:p>
             <w:r>
-              <w:t>2026-08-31</w:t>
+              <w:rPr>
+                <w:sz w:val="18"/>
+              </w:rPr>
+              <w:t>Reinstate hard block in SAP; daily exception report to Procurement Director.</w:t>
+            </w:r>
+          </w:p>
+        </w:tc>
+        <w:tc>
+          <w:tcPr>
+            <w:tcW w:type="dxa" w:w="1234"/>
+          </w:tcPr>
+          <w:p>
+            <w:r>
+              <w:rPr>
+                <w:sz w:val="18"/>
+              </w:rPr>
+              <w:t>Head of Procurement</w:t>
+            </w:r>
+          </w:p>
+        </w:tc>
+        <w:tc>
+          <w:tcPr>
+            <w:tcW w:type="dxa" w:w="1234"/>
+          </w:tcPr>
+          <w:p>
+            <w:r>
+              <w:rPr>
+                <w:sz w:val="18"/>
+              </w:rPr>
+              <w:t>30 Jun 2026</w:t>
             </w:r>
           </w:p>
         </w:tc>
@@ -174,51 +486,92 @@
       <w:tr>
         <w:tc>
           <w:tcPr>
-            <w:tcW w:type="dxa" w:w="1728"/>
+            <w:tcW w:type="dxa" w:w="1234"/>
           </w:tcPr>
           <w:p>
             <w:r>
-              <w:t>HF-02</w:t>
+              <w:rPr>
+                <w:sz w:val="18"/>
+              </w:rPr>
+              <w:t>F-02</w:t>
             </w:r>
           </w:p>
         </w:tc>
         <w:tc>
           <w:tcPr>
-            <w:tcW w:type="dxa" w:w="1728"/>
+            <w:tcW w:type="dxa" w:w="1234"/>
           </w:tcPr>
           <w:p>
             <w:r>
-              <w:t>Treasury</w:t>
+              <w:rPr>
+                <w:sz w:val="18"/>
+              </w:rPr>
+              <w:t>High</w:t>
             </w:r>
           </w:p>
         </w:tc>
         <w:tc>
           <w:tcPr>
-            <w:tcW w:type="dxa" w:w="1728"/>
+            <w:tcW w:type="dxa" w:w="1234"/>
           </w:tcPr>
           <w:p>
             <w:r>
-              <w:t>Bank account reconciliation backlog at 38 of 142 accounts &gt; 30 days. Suspected duplicate FX swap entries (MYR 14.2M nominal) unresolved.</w:t>
+              <w:rPr>
+                <w:sz w:val="18"/>
+              </w:rPr>
+              <w:t>IT General Controls</w:t>
             </w:r>
           </w:p>
         </w:tc>
         <w:tc>
           <w:tcPr>
-            <w:tcW w:type="dxa" w:w="1728"/>
+            <w:tcW w:type="dxa" w:w="1234"/>
           </w:tcPr>
           <w:p>
             <w:r>
-              <w:t>Group Treasurer</w:t>
+              <w:rPr>
+                <w:sz w:val="18"/>
+              </w:rPr>
+              <w:t>Privileged-access review cadence lapsed for 4 SAP finance roles (quarterly review missed in Q2).</w:t>
             </w:r>
           </w:p>
         </w:tc>
         <w:tc>
           <w:tcPr>
-            <w:tcW w:type="dxa" w:w="1728"/>
+            <w:tcW w:type="dxa" w:w="1234"/>
           </w:tcPr>
           <w:p>
             <w:r>
-              <w:t>2026-06-30</w:t>
+              <w:rPr>
+                <w:sz w:val="18"/>
+              </w:rPr>
+              <w:t>Restart quarterly access review; automate via SailPoint; provide evidence to IA.</w:t>
+            </w:r>
+          </w:p>
+        </w:tc>
+        <w:tc>
+          <w:tcPr>
+            <w:tcW w:type="dxa" w:w="1234"/>
+          </w:tcPr>
+          <w:p>
+            <w:r>
+              <w:rPr>
+                <w:sz w:val="18"/>
+              </w:rPr>
+              <w:t>CISO</w:t>
+            </w:r>
+          </w:p>
+        </w:tc>
+        <w:tc>
+          <w:tcPr>
+            <w:tcW w:type="dxa" w:w="1234"/>
+          </w:tcPr>
+          <w:p>
+            <w:r>
+              <w:rPr>
+                <w:sz w:val="18"/>
+              </w:rPr>
+              <w:t>15 Jun 2026</w:t>
             </w:r>
           </w:p>
         </w:tc>
@@ -226,51 +579,92 @@
       <w:tr>
         <w:tc>
           <w:tcPr>
-            <w:tcW w:type="dxa" w:w="1728"/>
+            <w:tcW w:type="dxa" w:w="1234"/>
           </w:tcPr>
           <w:p>
             <w:r>
-              <w:t>HF-03</w:t>
+              <w:rPr>
+                <w:sz w:val="18"/>
+              </w:rPr>
+              <w:t>F-03</w:t>
             </w:r>
           </w:p>
         </w:tc>
         <w:tc>
           <w:tcPr>
-            <w:tcW w:type="dxa" w:w="1728"/>
+            <w:tcW w:type="dxa" w:w="1234"/>
           </w:tcPr>
           <w:p>
             <w:r>
-              <w:t>IT — Access</w:t>
+              <w:rPr>
+                <w:sz w:val="18"/>
+              </w:rPr>
+              <w:t>Med</w:t>
             </w:r>
           </w:p>
         </w:tc>
         <w:tc>
           <w:tcPr>
-            <w:tcW w:type="dxa" w:w="1728"/>
+            <w:tcW w:type="dxa" w:w="1234"/>
           </w:tcPr>
           <w:p>
             <w:r>
-              <w:t>Privileged account review not completed for 11 of 28 production systems in 6 months. SOX 404 evidence gap.</w:t>
+              <w:rPr>
+                <w:sz w:val="18"/>
+              </w:rPr>
+              <w:t>Revenue recognition</w:t>
             </w:r>
           </w:p>
         </w:tc>
         <w:tc>
           <w:tcPr>
-            <w:tcW w:type="dxa" w:w="1728"/>
+            <w:tcW w:type="dxa" w:w="1234"/>
           </w:tcPr>
           <w:p>
             <w:r>
-              <w:t>CIO</w:t>
+              <w:rPr>
+                <w:sz w:val="18"/>
+              </w:rPr>
+              <w:t>Long-term contract milestones at Construction Division applied inconsistent stage-completion %.</w:t>
             </w:r>
           </w:p>
         </w:tc>
         <w:tc>
           <w:tcPr>
-            <w:tcW w:type="dxa" w:w="1728"/>
+            <w:tcW w:type="dxa" w:w="1234"/>
           </w:tcPr>
           <w:p>
             <w:r>
-              <w:t>2026-07-15</w:t>
+              <w:rPr>
+                <w:sz w:val="18"/>
+              </w:rPr>
+              <w:t>Standardise stage-completion template; finance controller second-line review.</w:t>
+            </w:r>
+          </w:p>
+        </w:tc>
+        <w:tc>
+          <w:tcPr>
+            <w:tcW w:type="dxa" w:w="1234"/>
+          </w:tcPr>
+          <w:p>
+            <w:r>
+              <w:rPr>
+                <w:sz w:val="18"/>
+              </w:rPr>
+              <w:t>Group Financial Controller</w:t>
+            </w:r>
+          </w:p>
+        </w:tc>
+        <w:tc>
+          <w:tcPr>
+            <w:tcW w:type="dxa" w:w="1234"/>
+          </w:tcPr>
+          <w:p>
+            <w:r>
+              <w:rPr>
+                <w:sz w:val="18"/>
+              </w:rPr>
+              <w:t>31 Jul 2026</w:t>
             </w:r>
           </w:p>
         </w:tc>
@@ -278,51 +672,836 @@
       <w:tr>
         <w:tc>
           <w:tcPr>
-            <w:tcW w:type="dxa" w:w="1728"/>
+            <w:tcW w:type="dxa" w:w="1234"/>
           </w:tcPr>
           <w:p>
             <w:r>
-              <w:t>HF-04</w:t>
+              <w:rPr>
+                <w:sz w:val="18"/>
+              </w:rPr>
+              <w:t>F-04</w:t>
             </w:r>
           </w:p>
         </w:tc>
         <w:tc>
           <w:tcPr>
-            <w:tcW w:type="dxa" w:w="1728"/>
+            <w:tcW w:type="dxa" w:w="1234"/>
           </w:tcPr>
           <w:p>
             <w:r>
-              <w:t>Plantation — HSE</w:t>
+              <w:rPr>
+                <w:sz w:val="18"/>
+              </w:rPr>
+              <w:t>Med</w:t>
             </w:r>
           </w:p>
         </w:tc>
         <w:tc>
           <w:tcPr>
-            <w:tcW w:type="dxa" w:w="1728"/>
+            <w:tcW w:type="dxa" w:w="1234"/>
           </w:tcPr>
           <w:p>
             <w:r>
-              <w:t>Lost-time injury under-reporting suspected at 2 mills based on independent re-count of incident log.</w:t>
+              <w:rPr>
+                <w:sz w:val="18"/>
+              </w:rPr>
+              <w:t>Trade receivables</w:t>
             </w:r>
           </w:p>
         </w:tc>
         <w:tc>
           <w:tcPr>
-            <w:tcW w:type="dxa" w:w="1728"/>
+            <w:tcW w:type="dxa" w:w="1234"/>
           </w:tcPr>
           <w:p>
             <w:r>
-              <w:t>Head of HSE</w:t>
+              <w:rPr>
+                <w:sz w:val="18"/>
+              </w:rPr>
+              <w:t>Aged debtor balances &gt;180 days at Retail Distribution Division not provisioned per policy.</w:t>
             </w:r>
           </w:p>
         </w:tc>
         <w:tc>
           <w:tcPr>
-            <w:tcW w:type="dxa" w:w="1728"/>
+            <w:tcW w:type="dxa" w:w="1234"/>
           </w:tcPr>
           <w:p>
             <w:r>
-              <w:t>2026-09-30</w:t>
+              <w:rPr>
+                <w:sz w:val="18"/>
+              </w:rPr>
+              <w:t>True-up provision in Q2 close; tighten collection KPI; weekly aged-debtor review.</w:t>
+            </w:r>
+          </w:p>
+        </w:tc>
+        <w:tc>
+          <w:tcPr>
+            <w:tcW w:type="dxa" w:w="1234"/>
+          </w:tcPr>
+          <w:p>
+            <w:r>
+              <w:rPr>
+                <w:sz w:val="18"/>
+              </w:rPr>
+              <w:t>Divisional CFO – Retail</w:t>
+            </w:r>
+          </w:p>
+        </w:tc>
+        <w:tc>
+          <w:tcPr>
+            <w:tcW w:type="dxa" w:w="1234"/>
+          </w:tcPr>
+          <w:p>
+            <w:r>
+              <w:rPr>
+                <w:sz w:val="18"/>
+              </w:rPr>
+              <w:t>30 Jun 2026</w:t>
+            </w:r>
+          </w:p>
+        </w:tc>
+      </w:tr>
+      <w:tr>
+        <w:tc>
+          <w:tcPr>
+            <w:tcW w:type="dxa" w:w="1234"/>
+          </w:tcPr>
+          <w:p>
+            <w:r>
+              <w:rPr>
+                <w:sz w:val="18"/>
+              </w:rPr>
+              <w:t>F-05</w:t>
+            </w:r>
+          </w:p>
+        </w:tc>
+        <w:tc>
+          <w:tcPr>
+            <w:tcW w:type="dxa" w:w="1234"/>
+          </w:tcPr>
+          <w:p>
+            <w:r>
+              <w:rPr>
+                <w:sz w:val="18"/>
+              </w:rPr>
+              <w:t>Med</w:t>
+            </w:r>
+          </w:p>
+        </w:tc>
+        <w:tc>
+          <w:tcPr>
+            <w:tcW w:type="dxa" w:w="1234"/>
+          </w:tcPr>
+          <w:p>
+            <w:r>
+              <w:rPr>
+                <w:sz w:val="18"/>
+              </w:rPr>
+              <w:t>Statutory compliance</w:t>
+            </w:r>
+          </w:p>
+        </w:tc>
+        <w:tc>
+          <w:tcPr>
+            <w:tcW w:type="dxa" w:w="1234"/>
+          </w:tcPr>
+          <w:p>
+            <w:r>
+              <w:rPr>
+                <w:sz w:val="18"/>
+              </w:rPr>
+              <w:t>Withholding tax submissions for 2 cross-border service contracts filed 11 days late.</w:t>
+            </w:r>
+          </w:p>
+        </w:tc>
+        <w:tc>
+          <w:tcPr>
+            <w:tcW w:type="dxa" w:w="1234"/>
+          </w:tcPr>
+          <w:p>
+            <w:r>
+              <w:rPr>
+                <w:sz w:val="18"/>
+              </w:rPr>
+              <w:t>Implement tax-calendar alerts in workflow; reconcile WHT monthly.</w:t>
+            </w:r>
+          </w:p>
+        </w:tc>
+        <w:tc>
+          <w:tcPr>
+            <w:tcW w:type="dxa" w:w="1234"/>
+          </w:tcPr>
+          <w:p>
+            <w:r>
+              <w:rPr>
+                <w:sz w:val="18"/>
+              </w:rPr>
+              <w:t>Group Tax Manager</w:t>
+            </w:r>
+          </w:p>
+        </w:tc>
+        <w:tc>
+          <w:tcPr>
+            <w:tcW w:type="dxa" w:w="1234"/>
+          </w:tcPr>
+          <w:p>
+            <w:r>
+              <w:rPr>
+                <w:sz w:val="18"/>
+              </w:rPr>
+              <w:t>15 Jul 2026</w:t>
+            </w:r>
+          </w:p>
+        </w:tc>
+      </w:tr>
+      <w:tr>
+        <w:tc>
+          <w:tcPr>
+            <w:tcW w:type="dxa" w:w="1234"/>
+          </w:tcPr>
+          <w:p>
+            <w:r>
+              <w:rPr>
+                <w:sz w:val="18"/>
+              </w:rPr>
+              <w:t>F-06</w:t>
+            </w:r>
+          </w:p>
+        </w:tc>
+        <w:tc>
+          <w:tcPr>
+            <w:tcW w:type="dxa" w:w="1234"/>
+          </w:tcPr>
+          <w:p>
+            <w:r>
+              <w:rPr>
+                <w:sz w:val="18"/>
+              </w:rPr>
+              <w:t>Med</w:t>
+            </w:r>
+          </w:p>
+        </w:tc>
+        <w:tc>
+          <w:tcPr>
+            <w:tcW w:type="dxa" w:w="1234"/>
+          </w:tcPr>
+          <w:p>
+            <w:r>
+              <w:rPr>
+                <w:sz w:val="18"/>
+              </w:rPr>
+              <w:t>Vendor master</w:t>
+            </w:r>
+          </w:p>
+        </w:tc>
+        <w:tc>
+          <w:tcPr>
+            <w:tcW w:type="dxa" w:w="1234"/>
+          </w:tcPr>
+          <w:p>
+            <w:r>
+              <w:rPr>
+                <w:sz w:val="18"/>
+              </w:rPr>
+              <w:t>47 dormant vendor records active &gt;18 months; risk of fraudulent reactivation.</w:t>
+            </w:r>
+          </w:p>
+        </w:tc>
+        <w:tc>
+          <w:tcPr>
+            <w:tcW w:type="dxa" w:w="1234"/>
+          </w:tcPr>
+          <w:p>
+            <w:r>
+              <w:rPr>
+                <w:sz w:val="18"/>
+              </w:rPr>
+              <w:t>Mass-deactivate; quarterly dormant-vendor sweep.</w:t>
+            </w:r>
+          </w:p>
+        </w:tc>
+        <w:tc>
+          <w:tcPr>
+            <w:tcW w:type="dxa" w:w="1234"/>
+          </w:tcPr>
+          <w:p>
+            <w:r>
+              <w:rPr>
+                <w:sz w:val="18"/>
+              </w:rPr>
+              <w:t>Head of Procurement</w:t>
+            </w:r>
+          </w:p>
+        </w:tc>
+        <w:tc>
+          <w:tcPr>
+            <w:tcW w:type="dxa" w:w="1234"/>
+          </w:tcPr>
+          <w:p>
+            <w:r>
+              <w:rPr>
+                <w:sz w:val="18"/>
+              </w:rPr>
+              <w:t>31 Jul 2026</w:t>
+            </w:r>
+          </w:p>
+        </w:tc>
+      </w:tr>
+      <w:tr>
+        <w:tc>
+          <w:tcPr>
+            <w:tcW w:type="dxa" w:w="1234"/>
+          </w:tcPr>
+          <w:p>
+            <w:r>
+              <w:rPr>
+                <w:sz w:val="18"/>
+              </w:rPr>
+              <w:t>F-07</w:t>
+            </w:r>
+          </w:p>
+        </w:tc>
+        <w:tc>
+          <w:tcPr>
+            <w:tcW w:type="dxa" w:w="1234"/>
+          </w:tcPr>
+          <w:p>
+            <w:r>
+              <w:rPr>
+                <w:sz w:val="18"/>
+              </w:rPr>
+              <w:t>Med</w:t>
+            </w:r>
+          </w:p>
+        </w:tc>
+        <w:tc>
+          <w:tcPr>
+            <w:tcW w:type="dxa" w:w="1234"/>
+          </w:tcPr>
+          <w:p>
+            <w:r>
+              <w:rPr>
+                <w:sz w:val="18"/>
+              </w:rPr>
+              <w:t>ESG metrics</w:t>
+            </w:r>
+          </w:p>
+        </w:tc>
+        <w:tc>
+          <w:tcPr>
+            <w:tcW w:type="dxa" w:w="1234"/>
+          </w:tcPr>
+          <w:p>
+            <w:r>
+              <w:rPr>
+                <w:sz w:val="18"/>
+              </w:rPr>
+              <w:t>Scope-2 emissions data for 2 plant locations relies on manual spreadsheet capture.</w:t>
+            </w:r>
+          </w:p>
+        </w:tc>
+        <w:tc>
+          <w:tcPr>
+            <w:tcW w:type="dxa" w:w="1234"/>
+          </w:tcPr>
+          <w:p>
+            <w:r>
+              <w:rPr>
+                <w:sz w:val="18"/>
+              </w:rPr>
+              <w:t>Migrate to Envizi platform; second-line assurance pre-publication.</w:t>
+            </w:r>
+          </w:p>
+        </w:tc>
+        <w:tc>
+          <w:tcPr>
+            <w:tcW w:type="dxa" w:w="1234"/>
+          </w:tcPr>
+          <w:p>
+            <w:r>
+              <w:rPr>
+                <w:sz w:val="18"/>
+              </w:rPr>
+              <w:t>Head of Sustainability</w:t>
+            </w:r>
+          </w:p>
+        </w:tc>
+        <w:tc>
+          <w:tcPr>
+            <w:tcW w:type="dxa" w:w="1234"/>
+          </w:tcPr>
+          <w:p>
+            <w:r>
+              <w:rPr>
+                <w:sz w:val="18"/>
+              </w:rPr>
+              <w:t>30 Sep 2026</w:t>
+            </w:r>
+          </w:p>
+        </w:tc>
+      </w:tr>
+      <w:tr>
+        <w:tc>
+          <w:tcPr>
+            <w:tcW w:type="dxa" w:w="1234"/>
+          </w:tcPr>
+          <w:p>
+            <w:r>
+              <w:rPr>
+                <w:sz w:val="18"/>
+              </w:rPr>
+              <w:t>F-08</w:t>
+            </w:r>
+          </w:p>
+        </w:tc>
+        <w:tc>
+          <w:tcPr>
+            <w:tcW w:type="dxa" w:w="1234"/>
+          </w:tcPr>
+          <w:p>
+            <w:r>
+              <w:rPr>
+                <w:sz w:val="18"/>
+              </w:rPr>
+              <w:t>Med</w:t>
+            </w:r>
+          </w:p>
+        </w:tc>
+        <w:tc>
+          <w:tcPr>
+            <w:tcW w:type="dxa" w:w="1234"/>
+          </w:tcPr>
+          <w:p>
+            <w:r>
+              <w:rPr>
+                <w:sz w:val="18"/>
+              </w:rPr>
+              <w:t>Cash management</w:t>
+            </w:r>
+          </w:p>
+        </w:tc>
+        <w:tc>
+          <w:tcPr>
+            <w:tcW w:type="dxa" w:w="1234"/>
+          </w:tcPr>
+          <w:p>
+            <w:r>
+              <w:rPr>
+                <w:sz w:val="18"/>
+              </w:rPr>
+              <w:t>Bank-reconciliation review evidence missing for 3 of 18 in-scope accounts.</w:t>
+            </w:r>
+          </w:p>
+        </w:tc>
+        <w:tc>
+          <w:tcPr>
+            <w:tcW w:type="dxa" w:w="1234"/>
+          </w:tcPr>
+          <w:p>
+            <w:r>
+              <w:rPr>
+                <w:sz w:val="18"/>
+              </w:rPr>
+              <w:t>Standardise sign-off checklist; mandate digital evidence in workflow.</w:t>
+            </w:r>
+          </w:p>
+        </w:tc>
+        <w:tc>
+          <w:tcPr>
+            <w:tcW w:type="dxa" w:w="1234"/>
+          </w:tcPr>
+          <w:p>
+            <w:r>
+              <w:rPr>
+                <w:sz w:val="18"/>
+              </w:rPr>
+              <w:t>Group Treasurer</w:t>
+            </w:r>
+          </w:p>
+        </w:tc>
+        <w:tc>
+          <w:tcPr>
+            <w:tcW w:type="dxa" w:w="1234"/>
+          </w:tcPr>
+          <w:p>
+            <w:r>
+              <w:rPr>
+                <w:sz w:val="18"/>
+              </w:rPr>
+              <w:t>30 Jun 2026</w:t>
+            </w:r>
+          </w:p>
+        </w:tc>
+      </w:tr>
+      <w:tr>
+        <w:tc>
+          <w:tcPr>
+            <w:tcW w:type="dxa" w:w="1234"/>
+          </w:tcPr>
+          <w:p>
+            <w:r>
+              <w:rPr>
+                <w:sz w:val="18"/>
+              </w:rPr>
+              <w:t>F-09</w:t>
+            </w:r>
+          </w:p>
+        </w:tc>
+        <w:tc>
+          <w:tcPr>
+            <w:tcW w:type="dxa" w:w="1234"/>
+          </w:tcPr>
+          <w:p>
+            <w:r>
+              <w:rPr>
+                <w:sz w:val="18"/>
+              </w:rPr>
+              <w:t>Low</w:t>
+            </w:r>
+          </w:p>
+        </w:tc>
+        <w:tc>
+          <w:tcPr>
+            <w:tcW w:type="dxa" w:w="1234"/>
+          </w:tcPr>
+          <w:p>
+            <w:r>
+              <w:rPr>
+                <w:sz w:val="18"/>
+              </w:rPr>
+              <w:t>Inventory count</w:t>
+            </w:r>
+          </w:p>
+        </w:tc>
+        <w:tc>
+          <w:tcPr>
+            <w:tcW w:type="dxa" w:w="1234"/>
+          </w:tcPr>
+          <w:p>
+            <w:r>
+              <w:rPr>
+                <w:sz w:val="18"/>
+              </w:rPr>
+              <w:t>Year-end count variance at one plant &gt;0.5% threshold; root cause cycle-count gaps.</w:t>
+            </w:r>
+          </w:p>
+        </w:tc>
+        <w:tc>
+          <w:tcPr>
+            <w:tcW w:type="dxa" w:w="1234"/>
+          </w:tcPr>
+          <w:p>
+            <w:r>
+              <w:rPr>
+                <w:sz w:val="18"/>
+              </w:rPr>
+              <w:t>Daily cycle-count cadence; root-cause register reviewed monthly.</w:t>
+            </w:r>
+          </w:p>
+        </w:tc>
+        <w:tc>
+          <w:tcPr>
+            <w:tcW w:type="dxa" w:w="1234"/>
+          </w:tcPr>
+          <w:p>
+            <w:r>
+              <w:rPr>
+                <w:sz w:val="18"/>
+              </w:rPr>
+              <w:t>Plant GM (Industrial)</w:t>
+            </w:r>
+          </w:p>
+        </w:tc>
+        <w:tc>
+          <w:tcPr>
+            <w:tcW w:type="dxa" w:w="1234"/>
+          </w:tcPr>
+          <w:p>
+            <w:r>
+              <w:rPr>
+                <w:sz w:val="18"/>
+              </w:rPr>
+              <w:t>31 Aug 2026</w:t>
+            </w:r>
+          </w:p>
+        </w:tc>
+      </w:tr>
+      <w:tr>
+        <w:tc>
+          <w:tcPr>
+            <w:tcW w:type="dxa" w:w="1234"/>
+          </w:tcPr>
+          <w:p>
+            <w:r>
+              <w:rPr>
+                <w:sz w:val="18"/>
+              </w:rPr>
+              <w:t>F-10</w:t>
+            </w:r>
+          </w:p>
+        </w:tc>
+        <w:tc>
+          <w:tcPr>
+            <w:tcW w:type="dxa" w:w="1234"/>
+          </w:tcPr>
+          <w:p>
+            <w:r>
+              <w:rPr>
+                <w:sz w:val="18"/>
+              </w:rPr>
+              <w:t>Low</w:t>
+            </w:r>
+          </w:p>
+        </w:tc>
+        <w:tc>
+          <w:tcPr>
+            <w:tcW w:type="dxa" w:w="1234"/>
+          </w:tcPr>
+          <w:p>
+            <w:r>
+              <w:rPr>
+                <w:sz w:val="18"/>
+              </w:rPr>
+              <w:t>Travel &amp; expense</w:t>
+            </w:r>
+          </w:p>
+        </w:tc>
+        <w:tc>
+          <w:tcPr>
+            <w:tcW w:type="dxa" w:w="1234"/>
+          </w:tcPr>
+          <w:p>
+            <w:r>
+              <w:rPr>
+                <w:sz w:val="18"/>
+              </w:rPr>
+              <w:t>12 expense claims missing supporting receipts &gt;MYR 500 threshold.</w:t>
+            </w:r>
+          </w:p>
+        </w:tc>
+        <w:tc>
+          <w:tcPr>
+            <w:tcW w:type="dxa" w:w="1234"/>
+          </w:tcPr>
+          <w:p>
+            <w:r>
+              <w:rPr>
+                <w:sz w:val="18"/>
+              </w:rPr>
+              <w:t>Reissue T&amp;E policy reminder; auto-reject claims without attachments.</w:t>
+            </w:r>
+          </w:p>
+        </w:tc>
+        <w:tc>
+          <w:tcPr>
+            <w:tcW w:type="dxa" w:w="1234"/>
+          </w:tcPr>
+          <w:p>
+            <w:r>
+              <w:rPr>
+                <w:sz w:val="18"/>
+              </w:rPr>
+              <w:t>Head of Finance Shared Services</w:t>
+            </w:r>
+          </w:p>
+        </w:tc>
+        <w:tc>
+          <w:tcPr>
+            <w:tcW w:type="dxa" w:w="1234"/>
+          </w:tcPr>
+          <w:p>
+            <w:r>
+              <w:rPr>
+                <w:sz w:val="18"/>
+              </w:rPr>
+              <w:t>31 May 2026</w:t>
+            </w:r>
+          </w:p>
+        </w:tc>
+      </w:tr>
+      <w:tr>
+        <w:tc>
+          <w:tcPr>
+            <w:tcW w:type="dxa" w:w="1234"/>
+          </w:tcPr>
+          <w:p>
+            <w:r>
+              <w:rPr>
+                <w:sz w:val="18"/>
+              </w:rPr>
+              <w:t>F-11</w:t>
+            </w:r>
+          </w:p>
+        </w:tc>
+        <w:tc>
+          <w:tcPr>
+            <w:tcW w:type="dxa" w:w="1234"/>
+          </w:tcPr>
+          <w:p>
+            <w:r>
+              <w:rPr>
+                <w:sz w:val="18"/>
+              </w:rPr>
+              <w:t>Low</w:t>
+            </w:r>
+          </w:p>
+        </w:tc>
+        <w:tc>
+          <w:tcPr>
+            <w:tcW w:type="dxa" w:w="1234"/>
+          </w:tcPr>
+          <w:p>
+            <w:r>
+              <w:rPr>
+                <w:sz w:val="18"/>
+              </w:rPr>
+              <w:t>Board minutes</w:t>
+            </w:r>
+          </w:p>
+        </w:tc>
+        <w:tc>
+          <w:tcPr>
+            <w:tcW w:type="dxa" w:w="1234"/>
+          </w:tcPr>
+          <w:p>
+            <w:r>
+              <w:rPr>
+                <w:sz w:val="18"/>
+              </w:rPr>
+              <w:t>2 board sub-committee minutes pending sign-off &gt;60 days.</w:t>
+            </w:r>
+          </w:p>
+        </w:tc>
+        <w:tc>
+          <w:tcPr>
+            <w:tcW w:type="dxa" w:w="1234"/>
+          </w:tcPr>
+          <w:p>
+            <w:r>
+              <w:rPr>
+                <w:sz w:val="18"/>
+              </w:rPr>
+              <w:t>Tighten secretariat workflow; track via OneDrive document approval.</w:t>
+            </w:r>
+          </w:p>
+        </w:tc>
+        <w:tc>
+          <w:tcPr>
+            <w:tcW w:type="dxa" w:w="1234"/>
+          </w:tcPr>
+          <w:p>
+            <w:r>
+              <w:rPr>
+                <w:sz w:val="18"/>
+              </w:rPr>
+              <w:t>Group Company Secretary</w:t>
+            </w:r>
+          </w:p>
+        </w:tc>
+        <w:tc>
+          <w:tcPr>
+            <w:tcW w:type="dxa" w:w="1234"/>
+          </w:tcPr>
+          <w:p>
+            <w:r>
+              <w:rPr>
+                <w:sz w:val="18"/>
+              </w:rPr>
+              <w:t>30 Jun 2026</w:t>
+            </w:r>
+          </w:p>
+        </w:tc>
+      </w:tr>
+      <w:tr>
+        <w:tc>
+          <w:tcPr>
+            <w:tcW w:type="dxa" w:w="1234"/>
+          </w:tcPr>
+          <w:p>
+            <w:r>
+              <w:rPr>
+                <w:sz w:val="18"/>
+              </w:rPr>
+              <w:t>F-12</w:t>
+            </w:r>
+          </w:p>
+        </w:tc>
+        <w:tc>
+          <w:tcPr>
+            <w:tcW w:type="dxa" w:w="1234"/>
+          </w:tcPr>
+          <w:p>
+            <w:r>
+              <w:rPr>
+                <w:sz w:val="18"/>
+              </w:rPr>
+              <w:t>Low</w:t>
+            </w:r>
+          </w:p>
+        </w:tc>
+        <w:tc>
+          <w:tcPr>
+            <w:tcW w:type="dxa" w:w="1234"/>
+          </w:tcPr>
+          <w:p>
+            <w:r>
+              <w:rPr>
+                <w:sz w:val="18"/>
+              </w:rPr>
+              <w:t>Data privacy</w:t>
+            </w:r>
+          </w:p>
+        </w:tc>
+        <w:tc>
+          <w:tcPr>
+            <w:tcW w:type="dxa" w:w="1234"/>
+          </w:tcPr>
+          <w:p>
+            <w:r>
+              <w:rPr>
+                <w:sz w:val="18"/>
+              </w:rPr>
+              <w:t>Customer-data retention schedule not formally approved by data steward.</w:t>
+            </w:r>
+          </w:p>
+        </w:tc>
+        <w:tc>
+          <w:tcPr>
+            <w:tcW w:type="dxa" w:w="1234"/>
+          </w:tcPr>
+          <w:p>
+            <w:r>
+              <w:rPr>
+                <w:sz w:val="18"/>
+              </w:rPr>
+              <w:t>Document Data Retention Standard; obtain DPO sign-off.</w:t>
+            </w:r>
+          </w:p>
+        </w:tc>
+        <w:tc>
+          <w:tcPr>
+            <w:tcW w:type="dxa" w:w="1234"/>
+          </w:tcPr>
+          <w:p>
+            <w:r>
+              <w:rPr>
+                <w:sz w:val="18"/>
+              </w:rPr>
+              <w:t>Data Protection Officer</w:t>
+            </w:r>
+          </w:p>
+        </w:tc>
+        <w:tc>
+          <w:tcPr>
+            <w:tcW w:type="dxa" w:w="1234"/>
+          </w:tcPr>
+          <w:p>
+            <w:r>
+              <w:rPr>
+                <w:sz w:val="18"/>
+              </w:rPr>
+              <w:t>31 Jul 2026</w:t>
             </w:r>
           </w:p>
         </w:tc>
@@ -330,365 +1509,126 @@
     </w:tbl>
     <w:p>
       <w:pPr>
-        <w:pStyle w:val="Heading1"/>
+        <w:spacing w:before="240" w:after="80"/>
       </w:pPr>
       <w:r>
-        <w:t>3. Medium-severity findings (9 open)</w:t>
+        <w:rPr>
+          <w:b/>
+          <w:color w:val="1F2D55"/>
+          <w:sz w:val="26"/>
+        </w:rPr>
+        <w:t>4. Management response &amp; action plan</w:t>
+      </w:r>
+    </w:p>
+    <w:p>
+      <w:pPr>
+        <w:spacing w:after="80"/>
+      </w:pPr>
+      <w:r>
+        <w:rPr>
+          <w:i w:val="0"/>
+          <w:sz w:val="20"/>
+        </w:rPr>
+        <w:t>Management agrees with all findings and the proposed recommendations. The action plan above will be tracked monthly in the Group Risk &amp; Audit Committee dashboard. Closure evidence (artefacts, walkthrough screenshots, attestation memos) will be filed against each finding in the IA SharePoint repository.</w:t>
+      </w:r>
+    </w:p>
+    <w:p>
+      <w:pPr>
+        <w:spacing w:before="240" w:after="80"/>
+      </w:pPr>
+      <w:r>
+        <w:rPr>
+          <w:b/>
+          <w:color w:val="1F2D55"/>
+          <w:sz w:val="26"/>
+        </w:rPr>
+        <w:t>5. Repeat findings analysis</w:t>
+      </w:r>
+    </w:p>
+    <w:p>
+      <w:pPr>
+        <w:spacing w:after="80"/>
+      </w:pPr>
+      <w:r>
+        <w:rPr>
+          <w:i w:val="0"/>
+          <w:sz w:val="20"/>
+        </w:rPr>
+        <w:t>Three findings (F-03 stage-completion %, F-08 bank-rec evidence, F-10 T&amp;E receipts) are repeats from prior periods. Internal Audit will conduct a focused follow-up audit in Q1 FY2027 to verify sustainability of remediation.</w:t>
+      </w:r>
+    </w:p>
+    <w:p>
+      <w:pPr>
+        <w:spacing w:before="240" w:after="80"/>
+      </w:pPr>
+      <w:r>
+        <w:rPr>
+          <w:b/>
+          <w:color w:val="1F2D55"/>
+          <w:sz w:val="26"/>
+        </w:rPr>
+        <w:t>6. Appendices</w:t>
       </w:r>
     </w:p>
     <w:p>
       <w:pPr>
         <w:pStyle w:val="ListBullet"/>
+        <w:spacing w:after="40"/>
       </w:pPr>
       <w:r>
-        <w:t>MF-01 Procurement — 14 contracts &gt; MYR 5M renewed without DOA approval (CFO discretionary band breached).</w:t>
+        <w:rPr>
+          <w:sz w:val="20"/>
+        </w:rPr>
+        <w:t>Appendix A — Detailed test population and sample selection methodology</w:t>
       </w:r>
     </w:p>
     <w:p>
       <w:pPr>
         <w:pStyle w:val="ListBullet"/>
+        <w:spacing w:after="40"/>
       </w:pPr>
       <w:r>
-        <w:t>MF-02 Payroll — manual journal lines &gt; MYR 50k posted by single preparer at month-end (segregation of duties).</w:t>
+        <w:rPr>
+          <w:sz w:val="20"/>
+        </w:rPr>
+        <w:t>Appendix B — Control matrix mapped to BNM-compliant operating risk taxonomy</w:t>
       </w:r>
     </w:p>
     <w:p>
       <w:pPr>
         <w:pStyle w:val="ListBullet"/>
+        <w:spacing w:after="40"/>
       </w:pPr>
       <w:r>
-        <w:t>MF-03 Property — REIT valuer rotation not enforced; same firm 6 consecutive years on 4 assets.</w:t>
+        <w:rPr>
+          <w:sz w:val="20"/>
+        </w:rPr>
+        <w:t>Appendix C — Management responses (full text) with named accountable owners</w:t>
       </w:r>
     </w:p>
     <w:p>
       <w:pPr>
         <w:pStyle w:val="ListBullet"/>
+        <w:spacing w:after="40"/>
       </w:pPr>
       <w:r>
-        <w:t>MF-04 Insurance — outstanding claim provisioning Bornhuetter-Ferguson model not validated independently in 18 months.</w:t>
+        <w:rPr>
+          <w:sz w:val="20"/>
+        </w:rPr>
+        <w:t>Appendix D — Closure-evidence log for prior-period findings</w:t>
       </w:r>
     </w:p>
     <w:p>
       <w:pPr>
-        <w:pStyle w:val="ListBullet"/>
+        <w:jc w:val="center"/>
       </w:pPr>
       <w:r>
-        <w:t>MF-05 Healthcare — narcotics stock-take variance &gt; 0.5% across 3 hospitals; controlled-drug register not signed off daily.</w:t>
-      </w:r>
-    </w:p>
-    <w:p>
-      <w:pPr>
-        <w:pStyle w:val="ListBullet"/>
-      </w:pPr>
-      <w:r>
-        <w:t>MF-06 Telco — vendor SLA credits not reconciled to GL; estimated MYR 3.4M under-recovered.</w:t>
-      </w:r>
-    </w:p>
-    <w:p>
-      <w:pPr>
-        <w:pStyle w:val="ListBullet"/>
-      </w:pPr>
-      <w:r>
-        <w:t>MF-07 ESG — Scope 3 data quality marked High variance in 8 of 14 categories.</w:t>
-      </w:r>
-    </w:p>
-    <w:p>
-      <w:pPr>
-        <w:pStyle w:val="ListBullet"/>
-      </w:pPr>
-      <w:r>
-        <w:t>MF-08 Corporate secretarial — board pack distribution &gt; 7 days late on 3 of 12 meetings (MMLR breach).</w:t>
-      </w:r>
-    </w:p>
-    <w:p>
-      <w:pPr>
-        <w:pStyle w:val="ListBullet"/>
-      </w:pPr>
-      <w:r>
-        <w:t>MF-09 Tax — withholding tax positions on 5 cross-border related-party flows not re-evaluated under new ASEAN BEPS guidance.</w:t>
-      </w:r>
-    </w:p>
-    <w:p>
-      <w:pPr>
-        <w:pStyle w:val="Heading1"/>
-      </w:pPr>
-      <w:r>
-        <w:t>4. Closure tracking (prior cycles)</w:t>
-      </w:r>
-    </w:p>
-    <w:tbl>
-      <w:tblPr>
-        <w:tblStyle w:val="LightGrid-Accent1"/>
-        <w:tblW w:type="auto" w:w="0"/>
-        <w:tblLook w:firstColumn="1" w:firstRow="1" w:lastColumn="0" w:lastRow="0" w:noHBand="0" w:noVBand="1" w:val="04A0"/>
-      </w:tblPr>
-      <w:tblGrid>
-        <w:gridCol w:w="2160"/>
-        <w:gridCol w:w="2160"/>
-        <w:gridCol w:w="2160"/>
-        <w:gridCol w:w="2160"/>
-      </w:tblGrid>
-      <w:tr>
-        <w:tc>
-          <w:tcPr>
-            <w:tcW w:type="dxa" w:w="2160"/>
-          </w:tcPr>
-          <w:p>
-            <w:r>
-              <w:rPr>
-                <w:b/>
-              </w:rPr>
-              <w:t>Status</w:t>
-            </w:r>
-          </w:p>
-        </w:tc>
-        <w:tc>
-          <w:tcPr>
-            <w:tcW w:type="dxa" w:w="2160"/>
-          </w:tcPr>
-          <w:p>
-            <w:r>
-              <w:rPr>
-                <w:b/>
-              </w:rPr>
-              <w:t>Count</w:t>
-            </w:r>
-          </w:p>
-        </w:tc>
-        <w:tc>
-          <w:tcPr>
-            <w:tcW w:type="dxa" w:w="2160"/>
-          </w:tcPr>
-          <w:p>
-            <w:r>
-              <w:rPr>
-                <w:b/>
-              </w:rPr>
-              <w:t>Risk-weighted exposure</w:t>
-            </w:r>
-          </w:p>
-        </w:tc>
-        <w:tc>
-          <w:tcPr>
-            <w:tcW w:type="dxa" w:w="2160"/>
-          </w:tcPr>
-          <w:p>
-            <w:r>
-              <w:rPr>
-                <w:b/>
-              </w:rPr>
-              <w:t>Action</w:t>
-            </w:r>
-          </w:p>
-        </w:tc>
-      </w:tr>
-      <w:tr>
-        <w:tc>
-          <w:tcPr>
-            <w:tcW w:type="dxa" w:w="2160"/>
-          </w:tcPr>
-          <w:p>
-            <w:r>
-              <w:t>Verified closed</w:t>
-            </w:r>
-          </w:p>
-        </w:tc>
-        <w:tc>
-          <w:tcPr>
-            <w:tcW w:type="dxa" w:w="2160"/>
-          </w:tcPr>
-          <w:p>
-            <w:r>
-              <w:t>22</w:t>
-            </w:r>
-          </w:p>
-        </w:tc>
-        <w:tc>
-          <w:tcPr>
-            <w:tcW w:type="dxa" w:w="2160"/>
-          </w:tcPr>
-          <w:p>
-            <w:r>
-              <w:t>MYR 0</w:t>
-            </w:r>
-          </w:p>
-        </w:tc>
-        <w:tc>
-          <w:tcPr>
-            <w:tcW w:type="dxa" w:w="2160"/>
-          </w:tcPr>
-          <w:p>
-            <w:r>
-              <w:t>—</w:t>
-            </w:r>
-          </w:p>
-        </w:tc>
-      </w:tr>
-      <w:tr>
-        <w:tc>
-          <w:tcPr>
-            <w:tcW w:type="dxa" w:w="2160"/>
-          </w:tcPr>
-          <w:p>
-            <w:r>
-              <w:t>On track</w:t>
-            </w:r>
-          </w:p>
-        </w:tc>
-        <w:tc>
-          <w:tcPr>
-            <w:tcW w:type="dxa" w:w="2160"/>
-          </w:tcPr>
-          <w:p>
-            <w:r>
-              <w:t>6</w:t>
-            </w:r>
-          </w:p>
-        </w:tc>
-        <w:tc>
-          <w:tcPr>
-            <w:tcW w:type="dxa" w:w="2160"/>
-          </w:tcPr>
-          <w:p>
-            <w:r>
-              <w:t>MYR 8.4M</w:t>
-            </w:r>
-          </w:p>
-        </w:tc>
-        <w:tc>
-          <w:tcPr>
-            <w:tcW w:type="dxa" w:w="2160"/>
-          </w:tcPr>
-          <w:p>
-            <w:r>
-              <w:t>Quarterly progress to AC</w:t>
-            </w:r>
-          </w:p>
-        </w:tc>
-      </w:tr>
-      <w:tr>
-        <w:tc>
-          <w:tcPr>
-            <w:tcW w:type="dxa" w:w="2160"/>
-          </w:tcPr>
-          <w:p>
-            <w:r>
-              <w:t>Past target close — &lt; 60 days overdue</w:t>
-            </w:r>
-          </w:p>
-        </w:tc>
-        <w:tc>
-          <w:tcPr>
-            <w:tcW w:type="dxa" w:w="2160"/>
-          </w:tcPr>
-          <w:p>
-            <w:r>
-              <w:t>5</w:t>
-            </w:r>
-          </w:p>
-        </w:tc>
-        <w:tc>
-          <w:tcPr>
-            <w:tcW w:type="dxa" w:w="2160"/>
-          </w:tcPr>
-          <w:p>
-            <w:r>
-              <w:t>MYR 4.2M</w:t>
-            </w:r>
-          </w:p>
-        </w:tc>
-        <w:tc>
-          <w:tcPr>
-            <w:tcW w:type="dxa" w:w="2160"/>
-          </w:tcPr>
-          <w:p>
-            <w:r>
-              <w:t>ExCo escalation issued</w:t>
-            </w:r>
-          </w:p>
-        </w:tc>
-      </w:tr>
-      <w:tr>
-        <w:tc>
-          <w:tcPr>
-            <w:tcW w:type="dxa" w:w="2160"/>
-          </w:tcPr>
-          <w:p>
-            <w:r>
-              <w:t>Past target close — &gt; 60 days overdue</w:t>
-            </w:r>
-          </w:p>
-        </w:tc>
-        <w:tc>
-          <w:tcPr>
-            <w:tcW w:type="dxa" w:w="2160"/>
-          </w:tcPr>
-          <w:p>
-            <w:r>
-              <w:t>4</w:t>
-            </w:r>
-          </w:p>
-        </w:tc>
-        <w:tc>
-          <w:tcPr>
-            <w:tcW w:type="dxa" w:w="2160"/>
-          </w:tcPr>
-          <w:p>
-            <w:r>
-              <w:t>MYR 11.8M</w:t>
-            </w:r>
-          </w:p>
-        </w:tc>
-        <w:tc>
-          <w:tcPr>
-            <w:tcW w:type="dxa" w:w="2160"/>
-          </w:tcPr>
-          <w:p>
-            <w:r>
-              <w:t>Risk-accept paper to AC for 2 items</w:t>
-            </w:r>
-          </w:p>
-        </w:tc>
-      </w:tr>
-    </w:tbl>
-    <w:p>
-      <w:pPr>
-        <w:pStyle w:val="Heading1"/>
-      </w:pPr>
-      <w:r>
-        <w:t>5. Audit Committee resolutions requested</w:t>
-      </w:r>
-    </w:p>
-    <w:p>
-      <w:pPr>
-        <w:pStyle w:val="ListNumber"/>
-      </w:pPr>
-      <w:r>
-        <w:t>Approve MYR 6.4M one-off remediation budget for HF-01 (model recalibration + independent validation).</w:t>
-      </w:r>
-    </w:p>
-    <w:p>
-      <w:pPr>
-        <w:pStyle w:val="ListNumber"/>
-      </w:pPr>
-      <w:r>
-        <w:t>Note 9 medium findings; escalate any not closed by FY2026 Q2 to High severity automatically.</w:t>
-      </w:r>
-    </w:p>
-    <w:p>
-      <w:pPr>
-        <w:pStyle w:val="ListNumber"/>
-      </w:pPr>
-      <w:r>
-        <w:t>Endorse risk-accept paper for 2 plantation HSE legacy items (residual MYR 2.8M).</w:t>
-      </w:r>
-    </w:p>
-    <w:p>
-      <w:pPr>
-        <w:pStyle w:val="ListNumber"/>
-      </w:pPr>
-      <w:r>
-        <w:t>Approve refreshed audit universe and FY2026 audit plan (separate paper).</w:t>
+        <w:rPr>
+          <w:i/>
+          <w:color w:val="9CA3AF"/>
+          <w:sz w:val="16"/>
+        </w:rPr>
+        <w:t>— END OF DOCUMENT —</w:t>
       </w:r>
     </w:p>
     <w:sectPr>
@@ -1064,10 +2004,6 @@
     <w:name w:val="Normal"/>
     <w:qFormat/>
     <w:rsid w:val="00FC693F"/>
-    <w:rPr>
-      <w:rFonts w:ascii="Aptos" w:hAnsi="Aptos"/>
-      <w:sz w:val="22"/>
-    </w:rPr>
   </w:style>
   <w:style w:type="paragraph" w:styleId="Header">
     <w:name w:val="header"/>
